--- a/materials/qa/unit-02-qa-bank.docx
+++ b/materials/qa/unit-02-qa-bank.docx
@@ -4,25 +4,46 @@
   <w:body>
     <w:p>
       <w:pPr>
-        <w:pStyle w:val="Title"/>
+        <w:pStyle w:val="Heading1"/>
       </w:pPr>
       <w:r>
         <w:t>Computer Information — Unit 2 Q&amp;A Bank</w:t>
       </w:r>
     </w:p>
     <w:p>
+      <w:r/>
       <w:r>
-        <w:t>**Parul University** · BA-LLB · **Prof. Shivam Bhakta**</w:t>
+        <w:rPr>
+          <w:b/>
+        </w:rPr>
+        <w:t>Parul University</w:t>
+      </w:r>
+      <w:r>
+        <w:t xml:space="preserve"> · BA-LLB · </w:t>
+      </w:r>
+      <w:r>
+        <w:rPr>
+          <w:b/>
+        </w:rPr>
+        <w:t>Prof. Shivam Bhakta</w:t>
+      </w:r>
+      <w:r>
+        <w:t xml:space="preserve">  </w:t>
       </w:r>
     </w:p>
     <w:p>
       <w:r>
-        <w:t>Companion to Unit-2 notes on the `notes` branch.</w:t>
+        <w:t>Companion to Unit-2 notes on the notes branch.</w:t>
+      </w:r>
+    </w:p>
+    <w:p>
+      <w:r>
+        <w:t>---</w:t>
       </w:r>
     </w:p>
     <w:p>
       <w:pPr>
-        <w:pStyle w:val="Heading1"/>
+        <w:pStyle w:val="Heading2"/>
       </w:pPr>
       <w:r>
         <w:t>1. Short Answers</w:t>
@@ -30,7 +51,7 @@
     </w:p>
     <w:p>
       <w:pPr>
-        <w:pStyle w:val="ListNumber"/>
+        <w:pStyle w:val="ListBullet"/>
       </w:pPr>
       <w:r>
         <w:t>List four MS Word formatting features useful for legal drafting.</w:t>
@@ -38,15 +59,15 @@
     </w:p>
     <w:p>
       <w:pPr>
-        <w:pStyle w:val="ListNumber"/>
+        <w:pStyle w:val="ListBullet"/>
       </w:pPr>
       <w:r>
-        <w:t>Differentiate `.docx` and `.pdf` in legal workflow.</w:t>
+        <w:t>Differentiate .docx and .pdf in legal workflow.</w:t>
       </w:r>
     </w:p>
     <w:p>
       <w:pPr>
-        <w:pStyle w:val="ListNumber"/>
+        <w:pStyle w:val="ListBullet"/>
       </w:pPr>
       <w:r>
         <w:t>Define header and footer with one legal example each.</w:t>
@@ -54,7 +75,7 @@
     </w:p>
     <w:p>
       <w:pPr>
-        <w:pStyle w:val="ListNumber"/>
+        <w:pStyle w:val="ListBullet"/>
       </w:pPr>
       <w:r>
         <w:t>Page break vs section break.</w:t>
@@ -62,7 +83,7 @@
     </w:p>
     <w:p>
       <w:pPr>
-        <w:pStyle w:val="ListNumber"/>
+        <w:pStyle w:val="ListBullet"/>
       </w:pPr>
       <w:r>
         <w:t>Why use automatic paragraph numbering in petitions?</w:t>
@@ -70,7 +91,7 @@
     </w:p>
     <w:p>
       <w:pPr>
-        <w:pStyle w:val="ListNumber"/>
+        <w:pStyle w:val="ListBullet"/>
       </w:pPr>
       <w:r>
         <w:t>Define Mail Merge and its three components.</w:t>
@@ -78,7 +99,7 @@
     </w:p>
     <w:p>
       <w:pPr>
-        <w:pStyle w:val="ListNumber"/>
+        <w:pStyle w:val="ListBullet"/>
       </w:pPr>
       <w:r>
         <w:t>Two legal uses and two risks of Mail Merge.</w:t>
@@ -86,7 +107,7 @@
     </w:p>
     <w:p>
       <w:pPr>
-        <w:pStyle w:val="ListNumber"/>
+        <w:pStyle w:val="ListBullet"/>
       </w:pPr>
       <w:r>
         <w:t>What is Track Changes? Why do seniors insist on it?</w:t>
@@ -94,7 +115,7 @@
     </w:p>
     <w:p>
       <w:pPr>
-        <w:pStyle w:val="ListNumber"/>
+        <w:pStyle w:val="ListBullet"/>
       </w:pPr>
       <w:r>
         <w:t>Comments vs Track Changes.</w:t>
@@ -102,7 +123,7 @@
     </w:p>
     <w:p>
       <w:pPr>
-        <w:pStyle w:val="ListNumber"/>
+        <w:pStyle w:val="ListBullet"/>
       </w:pPr>
       <w:r>
         <w:t>What is Format Painter?</w:t>
@@ -110,7 +131,7 @@
     </w:p>
     <w:p>
       <w:pPr>
-        <w:pStyle w:val="ListNumber"/>
+        <w:pStyle w:val="ListBullet"/>
       </w:pPr>
       <w:r>
         <w:t>Why are tables useful for annexure indexes?</w:t>
@@ -118,7 +139,7 @@
     </w:p>
     <w:p>
       <w:pPr>
-        <w:pStyle w:val="ListNumber"/>
+        <w:pStyle w:val="ListBullet"/>
       </w:pPr>
       <w:r>
         <w:t>List essential layout blocks of a legal notice.</w:t>
@@ -126,7 +147,7 @@
     </w:p>
     <w:p>
       <w:pPr>
-        <w:pStyle w:val="ListNumber"/>
+        <w:pStyle w:val="ListBullet"/>
       </w:pPr>
       <w:r>
         <w:t>How do Styles help long agreements?</w:t>
@@ -134,7 +155,7 @@
     </w:p>
     <w:p>
       <w:pPr>
-        <w:pStyle w:val="ListNumber"/>
+        <w:pStyle w:val="ListBullet"/>
       </w:pPr>
       <w:r>
         <w:t>What is “Different First Page”?</w:t>
@@ -142,7 +163,7 @@
     </w:p>
     <w:p>
       <w:pPr>
-        <w:pStyle w:val="ListNumber"/>
+        <w:pStyle w:val="ListBullet"/>
       </w:pPr>
       <w:r>
         <w:t>Mention four checklist items before exporting a final PDF.</w:t>
@@ -150,7 +171,7 @@
     </w:p>
     <w:p>
       <w:pPr>
-        <w:pStyle w:val="Heading1"/>
+        <w:pStyle w:val="Heading2"/>
       </w:pPr>
       <w:r>
         <w:t>2. Long Answers</w:t>
@@ -158,7 +179,7 @@
     </w:p>
     <w:p>
       <w:pPr>
-        <w:pStyle w:val="ListNumber"/>
+        <w:pStyle w:val="ListBullet"/>
       </w:pPr>
       <w:r>
         <w:t>Explain MS Word as a tool for legal documentation with features and examples.</w:t>
@@ -166,7 +187,7 @@
     </w:p>
     <w:p>
       <w:pPr>
-        <w:pStyle w:val="ListNumber"/>
+        <w:pStyle w:val="ListBullet"/>
       </w:pPr>
       <w:r>
         <w:t>Discuss page layout and header/footer strategy for filing-ready documents.</w:t>
@@ -174,7 +195,7 @@
     </w:p>
     <w:p>
       <w:pPr>
-        <w:pStyle w:val="ListNumber"/>
+        <w:pStyle w:val="ListBullet"/>
       </w:pPr>
       <w:r>
         <w:t>Explain Mail Merge process, applications, and precautions in legal offices.</w:t>
@@ -182,7 +203,7 @@
     </w:p>
     <w:p>
       <w:pPr>
-        <w:pStyle w:val="ListNumber"/>
+        <w:pStyle w:val="ListBullet"/>
       </w:pPr>
       <w:r>
         <w:t>Discuss Track Changes, comments, and collaborative drafting ethics.</w:t>
@@ -190,7 +211,7 @@
     </w:p>
     <w:p>
       <w:pPr>
-        <w:pStyle w:val="ListNumber"/>
+        <w:pStyle w:val="ListBullet"/>
       </w:pPr>
       <w:r>
         <w:t>Explain preparation of a legal notice using MS Word tools.</w:t>
@@ -198,7 +219,7 @@
     </w:p>
     <w:p>
       <w:pPr>
-        <w:pStyle w:val="ListNumber"/>
+        <w:pStyle w:val="ListBullet"/>
       </w:pPr>
       <w:r>
         <w:t>Compare Word workflows for notice, agreement, petition, and affidavit.</w:t>
@@ -206,7 +227,7 @@
     </w:p>
     <w:p>
       <w:pPr>
-        <w:pStyle w:val="ListNumber"/>
+        <w:pStyle w:val="ListBullet"/>
       </w:pPr>
       <w:r>
         <w:t>“Presentation quality is part of legal professionalism.” Discuss with Unit-2 features.</w:t>
@@ -214,7 +235,7 @@
     </w:p>
     <w:p>
       <w:pPr>
-        <w:pStyle w:val="Heading1"/>
+        <w:pStyle w:val="Heading2"/>
       </w:pPr>
       <w:r>
         <w:t>3. MCQ Set A</w:t>
@@ -222,142 +243,149 @@
     </w:p>
     <w:p>
       <w:pPr>
-        <w:pStyle w:val="ListNumber"/>
+        <w:pStyle w:val="ListBullet"/>
       </w:pPr>
       <w:r>
-        <w:t>Track Changes is primarily a feature of:</w:t>
+        <w:t xml:space="preserve">Track Changes is primarily a feature of:  </w:t>
       </w:r>
     </w:p>
     <w:p>
       <w:r>
-        <w:t xml:space="preserve">   a) Review tab  b) Animations  c) BIOS  d) Browser only</w:t>
+        <w:t xml:space="preserve">   a) Review tab  b) Animations  c) BIOS  d) Browser only  </w:t>
       </w:r>
     </w:p>
     <w:p>
       <w:pPr>
-        <w:pStyle w:val="ListNumber"/>
+        <w:pStyle w:val="ListBullet"/>
       </w:pPr>
       <w:r>
-        <w:t>Best editable draft format:</w:t>
+        <w:t xml:space="preserve">Best editable draft format:  </w:t>
       </w:r>
     </w:p>
     <w:p>
       <w:r>
-        <w:t xml:space="preserve">   a) DOCX  b) JPG  c) MP4  d) EXE</w:t>
+        <w:t xml:space="preserve">   a) DOCX  b) JPG  c) MP4  d) EXE  </w:t>
       </w:r>
     </w:p>
     <w:p>
       <w:pPr>
-        <w:pStyle w:val="ListNumber"/>
+        <w:pStyle w:val="ListBullet"/>
       </w:pPr>
       <w:r>
-        <w:t>Mail Merge requires:</w:t>
+        <w:t xml:space="preserve">Mail Merge requires:  </w:t>
       </w:r>
     </w:p>
     <w:p>
       <w:r>
-        <w:t xml:space="preserve">   a) Main doc + data source  b) Only keyboard  c) Only scanner  d) Only CPU fan</w:t>
+        <w:t xml:space="preserve">   a) Main doc + data source  b) Only keyboard  c) Only scanner  d) Only CPU fan  </w:t>
       </w:r>
     </w:p>
     <w:p>
       <w:pPr>
-        <w:pStyle w:val="ListNumber"/>
+        <w:pStyle w:val="ListBullet"/>
       </w:pPr>
       <w:r>
-        <w:t>A4 refers to:</w:t>
+        <w:t xml:space="preserve">A4 refers to:  </w:t>
       </w:r>
     </w:p>
     <w:p>
       <w:r>
-        <w:t xml:space="preserve">   a) Page size  b) Font  c) Comment colour  d) Merge field</w:t>
+        <w:t xml:space="preserve">   a) Page size  b) Font  c) Comment colour  d) Merge field  </w:t>
       </w:r>
     </w:p>
     <w:p>
       <w:pPr>
-        <w:pStyle w:val="ListNumber"/>
+        <w:pStyle w:val="ListBullet"/>
       </w:pPr>
       <w:r>
-        <w:t>Annexure index is best created using:</w:t>
+        <w:t xml:space="preserve">Annexure index is best created using:  </w:t>
       </w:r>
     </w:p>
     <w:p>
       <w:r>
-        <w:t xml:space="preserve">   a) Table  b) Sound  c) WordArt explosion  d) Random text boxes</w:t>
+        <w:t xml:space="preserve">   a) Table  b) Sound  c) WordArt explosion  d) Random text boxes  </w:t>
       </w:r>
     </w:p>
     <w:p>
       <w:pPr>
-        <w:pStyle w:val="ListNumber"/>
+        <w:pStyle w:val="ListBullet"/>
       </w:pPr>
       <w:r>
-        <w:t>Footer commonly contains:</w:t>
+        <w:t xml:space="preserve">Footer commonly contains:  </w:t>
       </w:r>
     </w:p>
     <w:p>
       <w:r>
-        <w:t xml:space="preserve">   a) Page numbers  b) RAM size  c) IP address only  d) ALU</w:t>
+        <w:t xml:space="preserve">   a) Page numbers  b) RAM size  c) IP address only  d) ALU  </w:t>
       </w:r>
     </w:p>
     <w:p>
       <w:pPr>
-        <w:pStyle w:val="ListNumber"/>
+        <w:pStyle w:val="ListBullet"/>
       </w:pPr>
       <w:r>
-        <w:t>Accept/Reject is associated with:</w:t>
+        <w:t xml:space="preserve">Accept/Reject is associated with:  </w:t>
       </w:r>
     </w:p>
     <w:p>
       <w:r>
-        <w:t xml:space="preserve">   a) Track Changes  b) Mailings envelopes only  c) SmartArt  d) Clip art</w:t>
+        <w:t xml:space="preserve">   a) Track Changes  b) Mailings envelopes only  c) SmartArt  d) Clip art  </w:t>
       </w:r>
     </w:p>
     <w:p>
       <w:pPr>
-        <w:pStyle w:val="ListNumber"/>
+        <w:pStyle w:val="ListBullet"/>
       </w:pPr>
       <w:r>
-        <w:t>TOC generation works best when you use:</w:t>
+        <w:t xml:space="preserve">TOC generation works best when you use:  </w:t>
       </w:r>
     </w:p>
     <w:p>
       <w:r>
-        <w:t xml:space="preserve">   a) Styles/Headings  b) Random bolding only  c) No structure  d) Hidden white text</w:t>
+        <w:t xml:space="preserve">   a) Styles/Headings  b) Random bolding only  c) No structure  d) Hidden white text  </w:t>
       </w:r>
     </w:p>
     <w:p>
       <w:pPr>
-        <w:pStyle w:val="ListNumber"/>
+        <w:pStyle w:val="ListBullet"/>
       </w:pPr>
       <w:r>
-        <w:t>Justified text means:</w:t>
+        <w:t xml:space="preserve">Justified text means:  </w:t>
       </w:r>
     </w:p>
     <w:p>
       <w:r>
-        <w:t xml:space="preserve">   a) Even left and right edges  b) Diagonal text  c) Vertical only  d) No margins</w:t>
+        <w:t xml:space="preserve">   a) Even left and right edges  b) Diagonal text  c) Vertical only  d) No margins  </w:t>
       </w:r>
     </w:p>
     <w:p>
       <w:pPr>
-        <w:pStyle w:val="ListNumber"/>
+        <w:pStyle w:val="ListBullet"/>
       </w:pPr>
       <w:r>
-        <w:t>Silent editing of senior’s draft without markup is:</w:t>
+        <w:t xml:space="preserve">Silent editing of senior’s draft without markup is:  </w:t>
       </w:r>
     </w:p>
     <w:p>
       <w:r>
-        <w:t xml:space="preserve">    a) Best practice  b) Poor professional practice  c) Required by OS  d) A Mail Merge step</w:t>
+        <w:t xml:space="preserve">    a) Best practice  b) Poor professional practice  c) Required by OS  d) A Mail Merge step  </w:t>
       </w:r>
     </w:p>
     <w:p>
+      <w:r/>
       <w:r>
-        <w:t>**Key A:** 1-a, 2-a, 3-a, 4-a, 5-a, 6-a, 7-a, 8-a, 9-a, 10-b</w:t>
+        <w:rPr>
+          <w:b/>
+        </w:rPr>
+        <w:t>Key A:</w:t>
+      </w:r>
+      <w:r>
+        <w:t xml:space="preserve"> 1-a, 2-a, 3-a, 4-a, 5-a, 6-a, 7-a, 8-a, 9-a, 10-b</w:t>
       </w:r>
     </w:p>
     <w:p>
       <w:pPr>
-        <w:pStyle w:val="Heading1"/>
+        <w:pStyle w:val="Heading2"/>
       </w:pPr>
       <w:r>
         <w:t>4. MCQ Set B</w:t>
@@ -365,77 +393,84 @@
     </w:p>
     <w:p>
       <w:pPr>
-        <w:pStyle w:val="ListNumber"/>
+        <w:pStyle w:val="ListBullet"/>
       </w:pPr>
       <w:r>
-        <w:t>Merge field is:</w:t>
+        <w:t xml:space="preserve">Merge field is:  </w:t>
       </w:r>
     </w:p>
     <w:p>
       <w:r>
-        <w:t xml:space="preserve">   a) Placeholder for data source values  b) A type of CPU  c) A court fee  d) An affidavit stamp</w:t>
+        <w:t xml:space="preserve">   a) Placeholder for data source values  b) A type of CPU  c) A court fee  d) An affidavit stamp  </w:t>
       </w:r>
     </w:p>
     <w:p>
       <w:pPr>
-        <w:pStyle w:val="ListNumber"/>
+        <w:pStyle w:val="ListBullet"/>
       </w:pPr>
       <w:r>
-        <w:t>Section break allows:</w:t>
+        <w:t xml:space="preserve">Section break allows:  </w:t>
       </w:r>
     </w:p>
     <w:p>
       <w:r>
-        <w:t xml:space="preserve">   a) Different layout settings in parts of one document  b) Faster Wi-Fi  c) AI hallucinations  d) Deleting evidence</w:t>
+        <w:t xml:space="preserve">   a) Different layout settings in parts of one document  b) Faster Wi-Fi  c) AI hallucinations  d) Deleting evidence  </w:t>
       </w:r>
     </w:p>
     <w:p>
       <w:pPr>
-        <w:pStyle w:val="ListNumber"/>
+        <w:pStyle w:val="ListBullet"/>
       </w:pPr>
       <w:r>
-        <w:t>Best file name example:</w:t>
+        <w:t xml:space="preserve">Best file name example:  </w:t>
       </w:r>
     </w:p>
     <w:p>
       <w:r>
-        <w:t xml:space="preserve">   a) `finalfinal.docx`  b) `2026-07-13_Affidavit_Kumar_Draft-v2.docx`  c) `untitled.docx`  d) `aaa.docx`</w:t>
+        <w:t xml:space="preserve">   a) finalfinal.docx  b) 2026-07-13_Affidavit_Kumar_Draft-v2.docx  c) untitled.docx  d) aaa.docx  </w:t>
       </w:r>
     </w:p>
     <w:p>
       <w:pPr>
-        <w:pStyle w:val="ListNumber"/>
+        <w:pStyle w:val="ListBullet"/>
       </w:pPr>
       <w:r>
-        <w:t>Comments are for:</w:t>
+        <w:t xml:space="preserve">Comments are for:  </w:t>
       </w:r>
     </w:p>
     <w:p>
       <w:r>
-        <w:t xml:space="preserve">   a) Review notes/questions  b) Replacing OS  c) Creating SSD  d) Formatting ROM</w:t>
+        <w:t xml:space="preserve">   a) Review notes/questions  b) Replacing OS  c) Creating SSD  d) Formatting ROM  </w:t>
       </w:r>
     </w:p>
     <w:p>
       <w:pPr>
-        <w:pStyle w:val="ListNumber"/>
+        <w:pStyle w:val="ListBullet"/>
       </w:pPr>
       <w:r>
-        <w:t>Exporting PDF is useful because:</w:t>
+        <w:t xml:space="preserve">Exporting PDF is useful because:  </w:t>
       </w:r>
     </w:p>
     <w:p>
       <w:r>
-        <w:t xml:space="preserve">   a) Layout stays more stable for sharing/filing  b) It increases RAM  c) It installs Excel  d) It deletes Track Changes history always automatically from docx</w:t>
+        <w:t xml:space="preserve">   a) Layout stays more stable for sharing/filing  b) It increases RAM  c) It installs Excel  d) It deletes Track Changes history always automatically from docx  </w:t>
       </w:r>
     </w:p>
     <w:p>
+      <w:r/>
       <w:r>
-        <w:t>**Key B:** 1-a, 2-a, 3-b, 4-a, 5-a</w:t>
+        <w:rPr>
+          <w:b/>
+        </w:rPr>
+        <w:t>Key B:</w:t>
+      </w:r>
+      <w:r>
+        <w:t xml:space="preserve"> 1-a, 2-a, 3-b, 4-a, 5-a</w:t>
       </w:r>
     </w:p>
     <w:p>
       <w:pPr>
-        <w:pStyle w:val="Heading1"/>
+        <w:pStyle w:val="Heading2"/>
       </w:pPr>
       <w:r>
         <w:t>5. Viva Rapid Fire</w:t>
@@ -443,63 +478,63 @@
     </w:p>
     <w:p>
       <w:pPr>
-        <w:pStyle w:val="ListNumber"/>
+        <w:pStyle w:val="ListBullet"/>
       </w:pPr>
       <w:r>
-        <w:t>Shortcut for Save?</w:t>
+        <w:t xml:space="preserve">Shortcut for Save?  </w:t>
       </w:r>
     </w:p>
     <w:p>
       <w:pPr>
-        <w:pStyle w:val="ListNumber"/>
+        <w:pStyle w:val="ListBullet"/>
       </w:pPr>
       <w:r>
-        <w:t>Where do you insert page numbers?</w:t>
+        <w:t xml:space="preserve">Where do you insert page numbers?  </w:t>
       </w:r>
     </w:p>
     <w:p>
       <w:pPr>
-        <w:pStyle w:val="ListNumber"/>
+        <w:pStyle w:val="ListBullet"/>
       </w:pPr>
       <w:r>
-        <w:t>Name one Mail Merge data source.</w:t>
+        <w:t xml:space="preserve">Name one Mail Merge data source.  </w:t>
       </w:r>
     </w:p>
     <w:p>
       <w:pPr>
-        <w:pStyle w:val="ListNumber"/>
+        <w:pStyle w:val="ListBullet"/>
       </w:pPr>
       <w:r>
-        <w:t>Why preview before Finish &amp; Merge?</w:t>
+        <w:t xml:space="preserve">Why preview before Finish &amp; Merge?  </w:t>
       </w:r>
     </w:p>
     <w:p>
       <w:pPr>
-        <w:pStyle w:val="ListNumber"/>
+        <w:pStyle w:val="ListBullet"/>
       </w:pPr>
       <w:r>
-        <w:t>What view shows all markup?</w:t>
+        <w:t xml:space="preserve">What view shows all markup?  </w:t>
       </w:r>
     </w:p>
     <w:p>
       <w:pPr>
-        <w:pStyle w:val="ListNumber"/>
+        <w:pStyle w:val="ListBullet"/>
       </w:pPr>
       <w:r>
-        <w:t>One use of Find and Replace in petitions.</w:t>
+        <w:t xml:space="preserve">One use of Find and Replace in petitions.  </w:t>
       </w:r>
     </w:p>
     <w:p>
       <w:pPr>
-        <w:pStyle w:val="ListNumber"/>
+        <w:pStyle w:val="ListBullet"/>
       </w:pPr>
       <w:r>
-        <w:t>One reason to use page break before annexures.</w:t>
+        <w:t xml:space="preserve">One reason to use page break before annexures.  </w:t>
       </w:r>
     </w:p>
     <w:p>
       <w:pPr>
-        <w:pStyle w:val="ListNumber"/>
+        <w:pStyle w:val="ListBullet"/>
       </w:pPr>
       <w:r>
         <w:t>What is a template?</w:t>
@@ -507,7 +542,12 @@
     </w:p>
     <w:p>
       <w:r>
-        <w:t>*End of Unit-2 Q&amp;A pack.*</w:t>
+        <w:t>---</w:t>
+      </w:r>
+    </w:p>
+    <w:p>
+      <w:r>
+        <w:t>End of Unit-2 Q&amp;A pack.</w:t>
       </w:r>
     </w:p>
     <w:sectPr>
@@ -883,6 +923,10 @@
     <w:name w:val="Normal"/>
     <w:qFormat/>
     <w:rsid w:val="00FC693F"/>
+    <w:rPr>
+      <w:rFonts w:ascii="Calibri" w:hAnsi="Calibri"/>
+      <w:sz w:val="22"/>
+    </w:rPr>
   </w:style>
   <w:style w:type="paragraph" w:styleId="Header">
     <w:name w:val="header"/>

--- a/materials/qa/unit-02-qa-bank.docx
+++ b/materials/qa/unit-02-qa-bank.docx
@@ -7,7 +7,7 @@
         <w:pStyle w:val="Heading1"/>
       </w:pPr>
       <w:r>
-        <w:t>Computer Information — Unit 2 Q&amp;A Bank</w:t>
+        <w:t>Unit 2 — Question Bank: MS Word for Legal Documentation</w:t>
       </w:r>
     </w:p>
     <w:p>
@@ -16,24 +16,290 @@
         <w:rPr>
           <w:b/>
         </w:rPr>
-        <w:t>Parul University</w:t>
+        <w:t>Course:</w:t>
       </w:r>
       <w:r>
-        <w:t xml:space="preserve"> · BA-LLB · </w:t>
+        <w:t xml:space="preserve"> Computer Information | </w:t>
       </w:r>
       <w:r>
         <w:rPr>
           <w:b/>
         </w:rPr>
-        <w:t>Prof. Shivam Bhakta</w:t>
+        <w:t>Objectives:</w:t>
       </w:r>
       <w:r>
-        <w:t xml:space="preserve">  </w:t>
+        <w:t xml:space="preserve"> [3, 4, 9]  </w:t>
+      </w:r>
+    </w:p>
+    <w:p>
+      <w:r/>
+      <w:r>
+        <w:rPr>
+          <w:b/>
+        </w:rPr>
+        <w:t>Formats:</w:t>
+      </w:r>
+      <w:r>
+        <w:t xml:space="preserve"> Easy / Medium / Hard with Bloom tags  </w:t>
+      </w:r>
+    </w:p>
+    <w:p>
+      <w:r/>
+      <w:r>
+        <w:rPr>
+          <w:b/>
+        </w:rPr>
+        <w:t>Also see:</w:t>
+      </w:r>
+      <w:r>
+        <w:t xml:space="preserve"> full-course-qa-bank.md for the combined bank.</w:t>
       </w:r>
     </w:p>
     <w:p>
       <w:r>
-        <w:t>Companion to Unit-2 notes on the notes branch.</w:t>
+        <w:t>---</w:t>
+      </w:r>
+    </w:p>
+    <w:p>
+      <w:pPr>
+        <w:pStyle w:val="Heading3"/>
+      </w:pPr>
+      <w:r>
+        <w:t>E6</w:t>
+      </w:r>
+    </w:p>
+    <w:p>
+      <w:r/>
+      <w:r>
+        <w:rPr>
+          <w:b/>
+        </w:rPr>
+        <w:t>[Easy] [Remember] [Obj 3]</w:t>
+      </w:r>
+      <w:r>
+        <w:t xml:space="preserve"> What is the purpose of "Track Changes" in MS Word?</w:t>
+      </w:r>
+    </w:p>
+    <w:p>
+      <w:r/>
+      <w:r>
+        <w:rPr>
+          <w:b/>
+        </w:rPr>
+        <w:t>Answer:</w:t>
+      </w:r>
+      <w:r>
+        <w:t xml:space="preserve"> It records insertions, deletions, and formatting edits so reviewers can see who changed what and accept or reject revisions—essential for collaborative legal drafting.</w:t>
+      </w:r>
+    </w:p>
+    <w:p>
+      <w:r>
+        <w:t>---</w:t>
+      </w:r>
+    </w:p>
+    <w:p>
+      <w:r>
+        <w:t>---</w:t>
+      </w:r>
+    </w:p>
+    <w:p>
+      <w:pPr>
+        <w:pStyle w:val="Heading3"/>
+      </w:pPr>
+      <w:r>
+        <w:t>E11</w:t>
+      </w:r>
+    </w:p>
+    <w:p>
+      <w:r/>
+      <w:r>
+        <w:rPr>
+          <w:b/>
+        </w:rPr>
+        <w:t>[Easy] [Remember] [Obj 4]</w:t>
+      </w:r>
+      <w:r>
+        <w:t xml:space="preserve"> List three standard sections of a legal notice.</w:t>
+      </w:r>
+    </w:p>
+    <w:p>
+      <w:r/>
+      <w:r>
+        <w:rPr>
+          <w:b/>
+        </w:rPr>
+        <w:t>Answer:</w:t>
+      </w:r>
+      <w:r>
+        <w:t xml:space="preserve"> Heading (parties and date); body (facts, legal basis, demand/relief); signature block with advocate details and place.</w:t>
+      </w:r>
+    </w:p>
+    <w:p>
+      <w:r>
+        <w:t>---</w:t>
+      </w:r>
+    </w:p>
+    <w:p>
+      <w:r>
+        <w:t>---</w:t>
+      </w:r>
+    </w:p>
+    <w:p>
+      <w:pPr>
+        <w:pStyle w:val="Heading3"/>
+      </w:pPr>
+      <w:r>
+        <w:t>M2</w:t>
+      </w:r>
+    </w:p>
+    <w:p>
+      <w:r/>
+      <w:r>
+        <w:rPr>
+          <w:b/>
+        </w:rPr>
+        <w:t>[Medium] [Apply] [Obj 3]</w:t>
+      </w:r>
+      <w:r>
+        <w:t xml:space="preserve"> Outline the steps to create a mail merge for sending individualized hearing notices to 50 clients from an Excel list.</w:t>
+      </w:r>
+    </w:p>
+    <w:p>
+      <w:r/>
+      <w:r>
+        <w:rPr>
+          <w:b/>
+        </w:rPr>
+        <w:t>Answer:</w:t>
+      </w:r>
+      <w:r>
+        <w:t xml:space="preserve"> (1) Prepare Excel data source with fields (name, case no., date). (2) Create Word notice template with merge fields. (3) Mailings → Select Recipients → Use Existing List. (4) Insert merge fields. (5) Preview results. (6) Finish &amp; Merge → Edit Individual Documents or Print.</w:t>
+      </w:r>
+    </w:p>
+    <w:p>
+      <w:r>
+        <w:t>---</w:t>
+      </w:r>
+    </w:p>
+    <w:p>
+      <w:r>
+        <w:t>---</w:t>
+      </w:r>
+    </w:p>
+    <w:p>
+      <w:pPr>
+        <w:pStyle w:val="Heading3"/>
+      </w:pPr>
+      <w:r>
+        <w:t>M3</w:t>
+      </w:r>
+    </w:p>
+    <w:p>
+      <w:r/>
+      <w:r>
+        <w:rPr>
+          <w:b/>
+        </w:rPr>
+        <w:t>[Medium] [Apply] [Obj 4]</w:t>
+      </w:r>
+      <w:r>
+        <w:t xml:space="preserve"> Describe the structural elements of an affidavit suitable for filing.</w:t>
+      </w:r>
+    </w:p>
+    <w:p>
+      <w:r/>
+      <w:r>
+        <w:rPr>
+          <w:b/>
+        </w:rPr>
+        <w:t>Answer:</w:t>
+      </w:r>
+      <w:r>
+        <w:t xml:space="preserve"> Title/caption; introductory paragraph (deponent identity, competence); numbered paragraphs of facts in first person; verification clause ("verified at… on this…"); signature of deponent; attestation by oath commissioner/notary with seal.</w:t>
+      </w:r>
+    </w:p>
+    <w:p>
+      <w:r>
+        <w:t>---</w:t>
+      </w:r>
+    </w:p>
+    <w:p>
+      <w:r>
+        <w:t>---</w:t>
+      </w:r>
+    </w:p>
+    <w:p>
+      <w:pPr>
+        <w:pStyle w:val="Heading3"/>
+      </w:pPr>
+      <w:r>
+        <w:t>M10</w:t>
+      </w:r>
+    </w:p>
+    <w:p>
+      <w:r/>
+      <w:r>
+        <w:rPr>
+          <w:b/>
+        </w:rPr>
+        <w:t>[Medium] [Apply] [Obj 3]</w:t>
+      </w:r>
+      <w:r>
+        <w:t xml:space="preserve"> How do headers, footers, and page numbers support court filing requirements?</w:t>
+      </w:r>
+    </w:p>
+    <w:p>
+      <w:r/>
+      <w:r>
+        <w:rPr>
+          <w:b/>
+        </w:rPr>
+        <w:t>Answer:</w:t>
+      </w:r>
+      <w:r>
+        <w:t xml:space="preserve"> They provide consistent identification (case title, document type), pagination for multi-page filings, and professional layout meeting chamber/court conventions—reducing rejection for formatting defects.</w:t>
+      </w:r>
+    </w:p>
+    <w:p>
+      <w:r>
+        <w:t>---</w:t>
+      </w:r>
+    </w:p>
+    <w:p>
+      <w:r>
+        <w:t>---</w:t>
+      </w:r>
+    </w:p>
+    <w:p>
+      <w:pPr>
+        <w:pStyle w:val="Heading3"/>
+      </w:pPr>
+      <w:r>
+        <w:t>M12</w:t>
+      </w:r>
+    </w:p>
+    <w:p>
+      <w:r/>
+      <w:r>
+        <w:rPr>
+          <w:b/>
+        </w:rPr>
+        <w:t>[Medium] [Apply] [Obj 9]</w:t>
+      </w:r>
+      <w:r>
+        <w:t xml:space="preserve"> List four file-management practices for secure legal work on a shared lab computer.</w:t>
+      </w:r>
+    </w:p>
+    <w:p>
+      <w:r/>
+      <w:r>
+        <w:rPr>
+          <w:b/>
+        </w:rPr>
+        <w:t>Answer:</w:t>
+      </w:r>
+      <w:r>
+        <w:t xml:space="preserve"> Log out after use; save to designated user folder not desktop; use meaningful file names (client matter + doc type + date); avoid leaving confidential PDFs in downloads; back up to approved cloud/USB per institutional policy.</w:t>
       </w:r>
     </w:p>
     <w:p>
@@ -46,329 +312,20 @@
         <w:pStyle w:val="Heading2"/>
       </w:pPr>
       <w:r>
-        <w:t>1. Short Answers</w:t>
+        <w:t>Section C — Hard [Hard]</w:t>
+      </w:r>
+    </w:p>
+    <w:p>
+      <w:r>
+        <w:t>---</w:t>
       </w:r>
     </w:p>
     <w:p>
       <w:pPr>
-        <w:pStyle w:val="ListBullet"/>
+        <w:pStyle w:val="Heading3"/>
       </w:pPr>
       <w:r>
-        <w:t>List four MS Word formatting features useful for legal drafting.</w:t>
-      </w:r>
-    </w:p>
-    <w:p>
-      <w:pPr>
-        <w:pStyle w:val="ListBullet"/>
-      </w:pPr>
-      <w:r>
-        <w:t>Differentiate .docx and .pdf in legal workflow.</w:t>
-      </w:r>
-    </w:p>
-    <w:p>
-      <w:pPr>
-        <w:pStyle w:val="ListBullet"/>
-      </w:pPr>
-      <w:r>
-        <w:t>Define header and footer with one legal example each.</w:t>
-      </w:r>
-    </w:p>
-    <w:p>
-      <w:pPr>
-        <w:pStyle w:val="ListBullet"/>
-      </w:pPr>
-      <w:r>
-        <w:t>Page break vs section break.</w:t>
-      </w:r>
-    </w:p>
-    <w:p>
-      <w:pPr>
-        <w:pStyle w:val="ListBullet"/>
-      </w:pPr>
-      <w:r>
-        <w:t>Why use automatic paragraph numbering in petitions?</w:t>
-      </w:r>
-    </w:p>
-    <w:p>
-      <w:pPr>
-        <w:pStyle w:val="ListBullet"/>
-      </w:pPr>
-      <w:r>
-        <w:t>Define Mail Merge and its three components.</w:t>
-      </w:r>
-    </w:p>
-    <w:p>
-      <w:pPr>
-        <w:pStyle w:val="ListBullet"/>
-      </w:pPr>
-      <w:r>
-        <w:t>Two legal uses and two risks of Mail Merge.</w:t>
-      </w:r>
-    </w:p>
-    <w:p>
-      <w:pPr>
-        <w:pStyle w:val="ListBullet"/>
-      </w:pPr>
-      <w:r>
-        <w:t>What is Track Changes? Why do seniors insist on it?</w:t>
-      </w:r>
-    </w:p>
-    <w:p>
-      <w:pPr>
-        <w:pStyle w:val="ListBullet"/>
-      </w:pPr>
-      <w:r>
-        <w:t>Comments vs Track Changes.</w:t>
-      </w:r>
-    </w:p>
-    <w:p>
-      <w:pPr>
-        <w:pStyle w:val="ListBullet"/>
-      </w:pPr>
-      <w:r>
-        <w:t>What is Format Painter?</w:t>
-      </w:r>
-    </w:p>
-    <w:p>
-      <w:pPr>
-        <w:pStyle w:val="ListBullet"/>
-      </w:pPr>
-      <w:r>
-        <w:t>Why are tables useful for annexure indexes?</w:t>
-      </w:r>
-    </w:p>
-    <w:p>
-      <w:pPr>
-        <w:pStyle w:val="ListBullet"/>
-      </w:pPr>
-      <w:r>
-        <w:t>List essential layout blocks of a legal notice.</w:t>
-      </w:r>
-    </w:p>
-    <w:p>
-      <w:pPr>
-        <w:pStyle w:val="ListBullet"/>
-      </w:pPr>
-      <w:r>
-        <w:t>How do Styles help long agreements?</w:t>
-      </w:r>
-    </w:p>
-    <w:p>
-      <w:pPr>
-        <w:pStyle w:val="ListBullet"/>
-      </w:pPr>
-      <w:r>
-        <w:t>What is “Different First Page”?</w:t>
-      </w:r>
-    </w:p>
-    <w:p>
-      <w:pPr>
-        <w:pStyle w:val="ListBullet"/>
-      </w:pPr>
-      <w:r>
-        <w:t>Mention four checklist items before exporting a final PDF.</w:t>
-      </w:r>
-    </w:p>
-    <w:p>
-      <w:pPr>
-        <w:pStyle w:val="Heading2"/>
-      </w:pPr>
-      <w:r>
-        <w:t>2. Long Answers</w:t>
-      </w:r>
-    </w:p>
-    <w:p>
-      <w:pPr>
-        <w:pStyle w:val="ListBullet"/>
-      </w:pPr>
-      <w:r>
-        <w:t>Explain MS Word as a tool for legal documentation with features and examples.</w:t>
-      </w:r>
-    </w:p>
-    <w:p>
-      <w:pPr>
-        <w:pStyle w:val="ListBullet"/>
-      </w:pPr>
-      <w:r>
-        <w:t>Discuss page layout and header/footer strategy for filing-ready documents.</w:t>
-      </w:r>
-    </w:p>
-    <w:p>
-      <w:pPr>
-        <w:pStyle w:val="ListBullet"/>
-      </w:pPr>
-      <w:r>
-        <w:t>Explain Mail Merge process, applications, and precautions in legal offices.</w:t>
-      </w:r>
-    </w:p>
-    <w:p>
-      <w:pPr>
-        <w:pStyle w:val="ListBullet"/>
-      </w:pPr>
-      <w:r>
-        <w:t>Discuss Track Changes, comments, and collaborative drafting ethics.</w:t>
-      </w:r>
-    </w:p>
-    <w:p>
-      <w:pPr>
-        <w:pStyle w:val="ListBullet"/>
-      </w:pPr>
-      <w:r>
-        <w:t>Explain preparation of a legal notice using MS Word tools.</w:t>
-      </w:r>
-    </w:p>
-    <w:p>
-      <w:pPr>
-        <w:pStyle w:val="ListBullet"/>
-      </w:pPr>
-      <w:r>
-        <w:t>Compare Word workflows for notice, agreement, petition, and affidavit.</w:t>
-      </w:r>
-    </w:p>
-    <w:p>
-      <w:pPr>
-        <w:pStyle w:val="ListBullet"/>
-      </w:pPr>
-      <w:r>
-        <w:t>“Presentation quality is part of legal professionalism.” Discuss with Unit-2 features.</w:t>
-      </w:r>
-    </w:p>
-    <w:p>
-      <w:pPr>
-        <w:pStyle w:val="Heading2"/>
-      </w:pPr>
-      <w:r>
-        <w:t>3. MCQ Set A</w:t>
-      </w:r>
-    </w:p>
-    <w:p>
-      <w:pPr>
-        <w:pStyle w:val="ListBullet"/>
-      </w:pPr>
-      <w:r>
-        <w:t xml:space="preserve">Track Changes is primarily a feature of:  </w:t>
-      </w:r>
-    </w:p>
-    <w:p>
-      <w:r>
-        <w:t xml:space="preserve">   a) Review tab  b) Animations  c) BIOS  d) Browser only  </w:t>
-      </w:r>
-    </w:p>
-    <w:p>
-      <w:pPr>
-        <w:pStyle w:val="ListBullet"/>
-      </w:pPr>
-      <w:r>
-        <w:t xml:space="preserve">Best editable draft format:  </w:t>
-      </w:r>
-    </w:p>
-    <w:p>
-      <w:r>
-        <w:t xml:space="preserve">   a) DOCX  b) JPG  c) MP4  d) EXE  </w:t>
-      </w:r>
-    </w:p>
-    <w:p>
-      <w:pPr>
-        <w:pStyle w:val="ListBullet"/>
-      </w:pPr>
-      <w:r>
-        <w:t xml:space="preserve">Mail Merge requires:  </w:t>
-      </w:r>
-    </w:p>
-    <w:p>
-      <w:r>
-        <w:t xml:space="preserve">   a) Main doc + data source  b) Only keyboard  c) Only scanner  d) Only CPU fan  </w:t>
-      </w:r>
-    </w:p>
-    <w:p>
-      <w:pPr>
-        <w:pStyle w:val="ListBullet"/>
-      </w:pPr>
-      <w:r>
-        <w:t xml:space="preserve">A4 refers to:  </w:t>
-      </w:r>
-    </w:p>
-    <w:p>
-      <w:r>
-        <w:t xml:space="preserve">   a) Page size  b) Font  c) Comment colour  d) Merge field  </w:t>
-      </w:r>
-    </w:p>
-    <w:p>
-      <w:pPr>
-        <w:pStyle w:val="ListBullet"/>
-      </w:pPr>
-      <w:r>
-        <w:t xml:space="preserve">Annexure index is best created using:  </w:t>
-      </w:r>
-    </w:p>
-    <w:p>
-      <w:r>
-        <w:t xml:space="preserve">   a) Table  b) Sound  c) WordArt explosion  d) Random text boxes  </w:t>
-      </w:r>
-    </w:p>
-    <w:p>
-      <w:pPr>
-        <w:pStyle w:val="ListBullet"/>
-      </w:pPr>
-      <w:r>
-        <w:t xml:space="preserve">Footer commonly contains:  </w:t>
-      </w:r>
-    </w:p>
-    <w:p>
-      <w:r>
-        <w:t xml:space="preserve">   a) Page numbers  b) RAM size  c) IP address only  d) ALU  </w:t>
-      </w:r>
-    </w:p>
-    <w:p>
-      <w:pPr>
-        <w:pStyle w:val="ListBullet"/>
-      </w:pPr>
-      <w:r>
-        <w:t xml:space="preserve">Accept/Reject is associated with:  </w:t>
-      </w:r>
-    </w:p>
-    <w:p>
-      <w:r>
-        <w:t xml:space="preserve">   a) Track Changes  b) Mailings envelopes only  c) SmartArt  d) Clip art  </w:t>
-      </w:r>
-    </w:p>
-    <w:p>
-      <w:pPr>
-        <w:pStyle w:val="ListBullet"/>
-      </w:pPr>
-      <w:r>
-        <w:t xml:space="preserve">TOC generation works best when you use:  </w:t>
-      </w:r>
-    </w:p>
-    <w:p>
-      <w:r>
-        <w:t xml:space="preserve">   a) Styles/Headings  b) Random bolding only  c) No structure  d) Hidden white text  </w:t>
-      </w:r>
-    </w:p>
-    <w:p>
-      <w:pPr>
-        <w:pStyle w:val="ListBullet"/>
-      </w:pPr>
-      <w:r>
-        <w:t xml:space="preserve">Justified text means:  </w:t>
-      </w:r>
-    </w:p>
-    <w:p>
-      <w:r>
-        <w:t xml:space="preserve">   a) Even left and right edges  b) Diagonal text  c) Vertical only  d) No margins  </w:t>
-      </w:r>
-    </w:p>
-    <w:p>
-      <w:pPr>
-        <w:pStyle w:val="ListBullet"/>
-      </w:pPr>
-      <w:r>
-        <w:t xml:space="preserve">Silent editing of senior’s draft without markup is:  </w:t>
-      </w:r>
-    </w:p>
-    <w:p>
-      <w:r>
-        <w:t xml:space="preserve">    a) Best practice  b) Poor professional practice  c) Required by OS  d) A Mail Merge step  </w:t>
+        <w:t>U2-E1</w:t>
       </w:r>
     </w:p>
     <w:p>
@@ -377,83 +334,10 @@
         <w:rPr>
           <w:b/>
         </w:rPr>
-        <w:t>Key A:</w:t>
+        <w:t>[Easy] [Remember] [Obj 3]</w:t>
       </w:r>
       <w:r>
-        <w:t xml:space="preserve"> 1-a, 2-a, 3-a, 4-a, 5-a, 6-a, 7-a, 8-a, 9-a, 10-b</w:t>
-      </w:r>
-    </w:p>
-    <w:p>
-      <w:pPr>
-        <w:pStyle w:val="Heading2"/>
-      </w:pPr>
-      <w:r>
-        <w:t>4. MCQ Set B</w:t>
-      </w:r>
-    </w:p>
-    <w:p>
-      <w:pPr>
-        <w:pStyle w:val="ListBullet"/>
-      </w:pPr>
-      <w:r>
-        <w:t xml:space="preserve">Merge field is:  </w:t>
-      </w:r>
-    </w:p>
-    <w:p>
-      <w:r>
-        <w:t xml:space="preserve">   a) Placeholder for data source values  b) A type of CPU  c) A court fee  d) An affidavit stamp  </w:t>
-      </w:r>
-    </w:p>
-    <w:p>
-      <w:pPr>
-        <w:pStyle w:val="ListBullet"/>
-      </w:pPr>
-      <w:r>
-        <w:t xml:space="preserve">Section break allows:  </w:t>
-      </w:r>
-    </w:p>
-    <w:p>
-      <w:r>
-        <w:t xml:space="preserve">   a) Different layout settings in parts of one document  b) Faster Wi-Fi  c) AI hallucinations  d) Deleting evidence  </w:t>
-      </w:r>
-    </w:p>
-    <w:p>
-      <w:pPr>
-        <w:pStyle w:val="ListBullet"/>
-      </w:pPr>
-      <w:r>
-        <w:t xml:space="preserve">Best file name example:  </w:t>
-      </w:r>
-    </w:p>
-    <w:p>
-      <w:r>
-        <w:t xml:space="preserve">   a) finalfinal.docx  b) 2026-07-13_Affidavit_Kumar_Draft-v2.docx  c) untitled.docx  d) aaa.docx  </w:t>
-      </w:r>
-    </w:p>
-    <w:p>
-      <w:pPr>
-        <w:pStyle w:val="ListBullet"/>
-      </w:pPr>
-      <w:r>
-        <w:t xml:space="preserve">Comments are for:  </w:t>
-      </w:r>
-    </w:p>
-    <w:p>
-      <w:r>
-        <w:t xml:space="preserve">   a) Review notes/questions  b) Replacing OS  c) Creating SSD  d) Formatting ROM  </w:t>
-      </w:r>
-    </w:p>
-    <w:p>
-      <w:pPr>
-        <w:pStyle w:val="ListBullet"/>
-      </w:pPr>
-      <w:r>
-        <w:t xml:space="preserve">Exporting PDF is useful because:  </w:t>
-      </w:r>
-    </w:p>
-    <w:p>
-      <w:r>
-        <w:t xml:space="preserve">   a) Layout stays more stable for sharing/filing  b) It increases RAM  c) It installs Excel  d) It deletes Track Changes history always automatically from docx  </w:t>
+        <w:t xml:space="preserve"> What is Mail Merge used for in legal practice (student level)?</w:t>
       </w:r>
     </w:p>
     <w:p>
@@ -462,82 +346,10 @@
         <w:rPr>
           <w:b/>
         </w:rPr>
-        <w:t>Key B:</w:t>
+        <w:t>Answer:</w:t>
       </w:r>
       <w:r>
-        <w:t xml:space="preserve"> 1-a, 2-a, 3-b, 4-a, 5-a</w:t>
-      </w:r>
-    </w:p>
-    <w:p>
-      <w:pPr>
-        <w:pStyle w:val="Heading2"/>
-      </w:pPr>
-      <w:r>
-        <w:t>5. Viva Rapid Fire</w:t>
-      </w:r>
-    </w:p>
-    <w:p>
-      <w:pPr>
-        <w:pStyle w:val="ListBullet"/>
-      </w:pPr>
-      <w:r>
-        <w:t xml:space="preserve">Shortcut for Save?  </w:t>
-      </w:r>
-    </w:p>
-    <w:p>
-      <w:pPr>
-        <w:pStyle w:val="ListBullet"/>
-      </w:pPr>
-      <w:r>
-        <w:t xml:space="preserve">Where do you insert page numbers?  </w:t>
-      </w:r>
-    </w:p>
-    <w:p>
-      <w:pPr>
-        <w:pStyle w:val="ListBullet"/>
-      </w:pPr>
-      <w:r>
-        <w:t xml:space="preserve">Name one Mail Merge data source.  </w:t>
-      </w:r>
-    </w:p>
-    <w:p>
-      <w:pPr>
-        <w:pStyle w:val="ListBullet"/>
-      </w:pPr>
-      <w:r>
-        <w:t xml:space="preserve">Why preview before Finish &amp; Merge?  </w:t>
-      </w:r>
-    </w:p>
-    <w:p>
-      <w:pPr>
-        <w:pStyle w:val="ListBullet"/>
-      </w:pPr>
-      <w:r>
-        <w:t xml:space="preserve">What view shows all markup?  </w:t>
-      </w:r>
-    </w:p>
-    <w:p>
-      <w:pPr>
-        <w:pStyle w:val="ListBullet"/>
-      </w:pPr>
-      <w:r>
-        <w:t xml:space="preserve">One use of Find and Replace in petitions.  </w:t>
-      </w:r>
-    </w:p>
-    <w:p>
-      <w:pPr>
-        <w:pStyle w:val="ListBullet"/>
-      </w:pPr>
-      <w:r>
-        <w:t xml:space="preserve">One reason to use page break before annexures.  </w:t>
-      </w:r>
-    </w:p>
-    <w:p>
-      <w:pPr>
-        <w:pStyle w:val="ListBullet"/>
-      </w:pPr>
-      <w:r>
-        <w:t>What is a template?</w:t>
+        <w:t xml:space="preserve"> To produce many personalized letters/notices from one template connected to a data source (e.g., client list in Excel).</w:t>
       </w:r>
     </w:p>
     <w:p>
@@ -546,8 +358,72 @@
       </w:r>
     </w:p>
     <w:p>
+      <w:pPr>
+        <w:pStyle w:val="Heading3"/>
+      </w:pPr>
       <w:r>
-        <w:t>End of Unit-2 Q&amp;A pack.</w:t>
+        <w:t>U2-M1</w:t>
+      </w:r>
+    </w:p>
+    <w:p>
+      <w:r/>
+      <w:r>
+        <w:rPr>
+          <w:b/>
+        </w:rPr>
+        <w:t>[Medium] [Apply] [Obj 4]</w:t>
+      </w:r>
+      <w:r>
+        <w:t xml:space="preserve"> Outline six essential parts of a practice affidavit for class submission.</w:t>
+      </w:r>
+    </w:p>
+    <w:p>
+      <w:r/>
+      <w:r>
+        <w:rPr>
+          <w:b/>
+        </w:rPr>
+        <w:t>Answer:</w:t>
+      </w:r>
+      <w:r>
+        <w:t xml:space="preserve"> Title/cause; deponent identity; numbered factual paragraphs; statement of truth/verification; place &amp; date; signature/attestation block as instructed.</w:t>
+      </w:r>
+    </w:p>
+    <w:p>
+      <w:r>
+        <w:t>---</w:t>
+      </w:r>
+    </w:p>
+    <w:p>
+      <w:pPr>
+        <w:pStyle w:val="Heading3"/>
+      </w:pPr>
+      <w:r>
+        <w:t>U2-H1</w:t>
+      </w:r>
+    </w:p>
+    <w:p>
+      <w:r/>
+      <w:r>
+        <w:rPr>
+          <w:b/>
+        </w:rPr>
+        <w:t>[Hard] [Analyze] [Obj 3]</w:t>
+      </w:r>
+      <w:r>
+        <w:t xml:space="preserve"> A supervisor returns a petition with Track Changes still showing and comments unresolved. What should you do before final filing/submission, and why?</w:t>
+      </w:r>
+    </w:p>
+    <w:p>
+      <w:r/>
+      <w:r>
+        <w:rPr>
+          <w:b/>
+        </w:rPr>
+        <w:t>Answer:</w:t>
+      </w:r>
+      <w:r>
+        <w:t xml:space="preserve"> Review each change/comment; accept/reject thoughtfully; resolve comments; produce a clean copy (unless markup was requested); ensure formatting, page numbers, and party names are consistent—because unresolved markup can leak internal edits and looks unprofessional.</w:t>
       </w:r>
     </w:p>
     <w:sectPr>
